--- a/docs/EP1_ISY0101_Informe.docx
+++ b/docs/EP1_ISY0101_Informe.docx
@@ -1075,7 +1075,7 @@
           <w:sz w:val="22"/>
           <w:szCs w:val="22"/>
         </w:rPr>
-        <w:t>Los componentes clave son: (a) cliente LLM intercambiable (agent/llm_client.py: Groq gpt-oss-120b, ClienteFalso y ClienteLangChain alternativo); (b) Recuperador ChromaDB que lee EMBEDDING_MODEL del entorno y avisa re-ejecutar la ingesta si falta la colección; (c) validación pre-loop (agent/validacion.py: especies perro/gato/conejo, rangos perro [0,1, 200], gato [0,1, 50], conejo [0,1, 10], coherencia ficha-vs-input, fármaco obligatorio); (d) guardrails post-LLM (la negativa REEMPLAZA el texto del modelo; la alerta severa se antepone); (e) Trazador JSONL transversal. Para la demostración hay CLI (main.py con --pasos y --falso), notebook con cuatro casos y una interfaz Streamlit (app.py) con peso máximo dinámico por especie y los dos casos del guión. Como observabilidad opcional se integró LangSmith activo solo con LANGSMITH_API_KEY (sin clave es no-op).</w:t>
+        <w:t>Los componentes clave son: (a) cliente LLM (agent/llm_client.py): ClienteLangChain por defecto (ChatGroq vía langchain-groq, Groq gpt-oss-120b; ClienteFalso determinista con --falso); (b) Recuperador ChromaDB que lee EMBEDDING_MODEL del entorno y avisa re-ejecutar la ingesta si falta la colección; (c) validación pre-loop (agent/validacion.py: especies perro/gato/conejo, rangos perro [0,1, 200], gato [0,1, 50], conejo [0,1, 10], coherencia ficha-vs-input, fármaco obligatorio); (d) guardrails post-LLM (la negativa REEMPLAZA el texto del modelo; la alerta severa se antepone); (e) Trazador JSONL transversal. Para la demostración hay CLI (main.py con --pasos y --falso), notebook con cuatro casos y una interfaz Streamlit (app.py) con peso máximo dinámico por especie y los dos casos del guión. Como observabilidad, planificar() está decorado con @traceable y main.py/app.py activan LangSmith cuando existe LANGSMITH_API_KEY en el entorno, registrando timeline de pasos, latencias y tokens por corrida; sin clave el trazado es no-op y los tests no cambian.</w:t>
       </w:r>
     </w:p>
     <w:p>
@@ -1635,6 +1635,11 @@
       </w:r>
     </w:p>
     <w:p>
+      <w:r>
+        <w:t>LangChain. (2026). LangSmith: Observability and evaluation for LLM applications. https://www.langchain.com/langsmith</w:t>
+      </w:r>
+    </w:p>
+    <w:p>
       <w:pPr>
         <w:spacing w:after="200" w:line="276" w:lineRule="auto"/>
       </w:pPr>

--- a/docs/EP1_ISY0101_Informe.docx
+++ b/docs/EP1_ISY0101_Informe.docx
@@ -1104,7 +1104,7 @@
           <w:sz w:val="22"/>
           <w:szCs w:val="22"/>
         </w:rPr>
-        <w:t>El proyecto se desarrolló por fases en un repositorio (ep1-veterinaria-agente, uv + Python 3.13) con tests por fase (13/13) y un conjunto de 14 casos (tests/eval_dataset.json) que cubre dosis por especie/peso, alertas severas, moderadas y leves, negativas por dato inexistente y citas. Resultado: 14/14 (100%) sobre la meta de 85%, con ClienteFalso determinista. En la corrección pre-entrega se agregó tests/conftest.py (pytest desde cualquier directorio) y se simplificó la UI con el peso máximo por especie.</w:t>
+        <w:t>El proyecto se desarrolló por fases en un repositorio (ep1-veterinaria-agente, uv + Python 3.13) con tests por fase (17/17) y un conjunto de 14 casos (tests/eval_dataset.json) que cubre dosis por especie/peso, alertas severas, moderadas y leves, negativas por dato inexistente y citas. Resultado: 14/14 (100%) sobre la meta de 85%, con ClienteFalso determinista. En la corrección pre-entrega se agregó tests/conftest.py (pytest desde cualquier directorio) y se simplificó la UI con el peso máximo por especie.</w:t>
       </w:r>
     </w:p>
     <w:tbl>
